--- a/Tailored_CVs/Shinoy_ENTER_BV_Test_Automation_Engineer.docx
+++ b/Tailored_CVs/Shinoy_ENTER_BV_Test_Automation_Engineer.docx
@@ -70,7 +70,7 @@
           <w:b w:val="0"/>
           <w:sz w:val="19"/>
         </w:rPr>
-        <w:t>I am a QA automation engineer with over 8 years of experience building scalable test frameworks and CI/CD pipelines for financial clients. I focus on bridging the gap between development teams and quality goals by improving test coverage and automation strategies. I also use tools like Gemini Code Assist to streamline test generation workflows and help teams deliver reliable software.</w:t>
+        <w:t>I am a QA automation engineer with over eight years of experience building scalable test frameworks using Java, Selenium, and Playwright. My background includes setting up CI/CD pipelines with AWS and Terraform, along with using Gemini Code Assist to streamline test generation. I enjoy working with cross-functional teams to improve software quality and reliability.</w:t>
       </w:r>
     </w:p>
     <w:p>
@@ -288,7 +288,7 @@
           <w:b w:val="0"/>
           <w:sz w:val="18"/>
         </w:rPr>
-        <w:t>▸ Developed and maintained scalable test automation frameworks using Java Selenium and TypeScript Playwright to support microservices architectures.</w:t>
+        <w:t>▸ Migrated legacy SeleniumJava frameworks to Playwright TypeScript for credit workflows, boosting execution efficiency by 20%.</w:t>
       </w:r>
     </w:p>
     <w:p>
@@ -301,7 +301,7 @@
           <w:b w:val="0"/>
           <w:sz w:val="18"/>
         </w:rPr>
-        <w:t>▸ Architected automated CI/CD pipelines and provisioned test execution environments using AWS, Docker, and Terraform.</w:t>
+        <w:t>▸ Implemented CI/CD pipelines and ran scheduled regression test builds using Jenkins while provisioning test environments with Terraform and AWS.</w:t>
       </w:r>
     </w:p>
     <w:p>
@@ -314,7 +314,7 @@
           <w:b w:val="0"/>
           <w:sz w:val="18"/>
         </w:rPr>
-        <w:t>▸ Collaborated closely with crossfunctional Agile teams and product owners to translate business requirements into effective testing strategies.</w:t>
+        <w:t>▸ Collaborated with SRE teams prior to deployment to identify critical bottlenecks and reduce defect leakage.</w:t>
       </w:r>
     </w:p>
     <w:p>
@@ -327,7 +327,7 @@
           <w:b w:val="0"/>
           <w:sz w:val="18"/>
         </w:rPr>
-        <w:t>▸ Streamlined complex test generation and deployment scripts utilizing AI tools like Gemini Code Assist to improve delivery speed.</w:t>
+        <w:t>▸ Streamlined test generation and deployment scripts utilizing AI tools like Gemini Code Assist.</w:t>
       </w:r>
     </w:p>
     <w:p>
